--- a/reports/Franklin_Guillano_DIAL_ALERT_Model_Implementation_Report.docx
+++ b/reports/Franklin_Guillano_DIAL_ALERT_Model_Implementation_Report.docx
@@ -84,7 +84,7 @@
         <w:rPr>
           <w:rFonts w:ascii="Arial" w:hAnsi="Arial" w:eastAsia="Arial"/>
         </w:rPr>
-        <w:t>Seven modelling configurations were compared using patient-grouped cross-validation and a patient-disjoint validation set. Random forest was selected under the locked rule: maximize grouped cross-validation average precision, then among models within 0.01 of the best result choose the model with the lower validation Brier score. This rule balanced event ranking with probability reliability and selected the random forest over the less well-calibrated boosted-tree candidate.</w:t>
+        <w:t>Seven modelling configurations were compared using patient-grouped cross-validation and a patient-disjoint validation set. Random forest was selected under the locked rule: maximize grouped cross-validation average precision, then among models within 0.01 of the best result choose the model with the lower validation Brier score. This rule selected random forest using the candidates as fitted. It does not establish superiority after equal calibration of both finalists.</w:t>
       </w:r>
     </w:p>
     <w:p>
@@ -547,7 +547,7 @@
                 <w:rFonts w:ascii="Arial" w:hAnsi="Arial" w:eastAsia="Arial"/>
                 <w:sz w:val="17"/>
               </w:rPr>
-              <w:t>Configurations, split assignments, candidate pipelines, final predictor, threshold, package versions, hashes, and random seeds are saved.</w:t>
+              <w:t>The final predictor, threshold, configuration and version records are included. Candidate pipelines and patient-level split assignments must be regenerated.</w:t>
             </w:r>
           </w:p>
         </w:tc>
@@ -10668,7 +10668,7 @@
                 <w:rFonts w:ascii="Arial" w:hAnsi="Arial" w:eastAsia="Arial"/>
                 <w:sz w:val="16"/>
               </w:rPr>
-              <w:t>Reproducible patient-disjoint assignment for every session</w:t>
+              <w:t>Regenerated locally; patient-level assignments are not bundled</w:t>
             </w:r>
           </w:p>
         </w:tc>
@@ -11725,7 +11725,7 @@
         <w:rPr>
           <w:rFonts w:ascii="Arial" w:hAnsi="Arial" w:eastAsia="Arial"/>
         </w:rPr>
-        <w:t>The trained pipelines, threshold, configuration, split assignments, metrics, package versions, and integrity hashes are saved. The next capstone stage should audit model explanations, limitations, subgroup fairness, and feasible mitigation strategies before any deployment work begins.</w:t>
+        <w:t>The selected predictor, threshold, configuration, metrics and version records are included; other pipelines and patient-level split assignments require regeneration. The next capstone stage should audit model explanations, limitations, subgroup fairness, and feasible mitigation strategies before any deployment work begins.</w:t>
       </w:r>
     </w:p>
     <w:p>
